--- a/docs/Guia_519_Proyectos.docx
+++ b/docs/Guia_519_Proyectos.docx
@@ -15,7 +15,7 @@
       </w:pPr>
       <w:r>
         <w:rPr>
-          <w:rFonts w:ascii="Calibri" w:hAnsi="Calibri" w:eastAsia="ＭＳ ゴシック" w:cs="Calibri" w:asciiTheme="majorHAnsi" w:hAnsiTheme="majorHAnsi" w:eastAsiaTheme="majorEastAsia" w:csTheme="majorBidi"/>
+          <w:rFonts w:ascii="Calibri" w:hAnsi="Calibri" w:eastAsia="ＭＳ ゴシック" w:cs="Calibri" w:asciiTheme="majorHAnsi" w:hAnsiTheme="majorHAnsi" w:eastAsiaTheme="majorEastAsia"/>
           <w:b/>
           <w:bCs/>
           <w:color w:val="17365D" w:themeColor="text2" w:themeShade="BF"/>
@@ -42,7 +42,7 @@
       </w:pPr>
       <w:r>
         <w:rPr>
-          <w:rFonts w:ascii="Cambria" w:hAnsi="Cambria" w:eastAsia="ＭＳ 明朝" w:cs="Cambria" w:asciiTheme="minorHAnsi" w:hAnsiTheme="minorHAnsi" w:eastAsiaTheme="minorEastAsia" w:csTheme="minorBidi"/>
+          <w:rFonts w:ascii="Cambria" w:hAnsi="Cambria" w:eastAsia="ＭＳ 明朝" w:cs="Cambria" w:asciiTheme="minorHAnsi" w:hAnsiTheme="minorHAnsi" w:eastAsiaTheme="minorEastAsia"/>
           <w:sz w:val="22"/>
           <w:szCs w:val="22"/>
         </w:rPr>
@@ -55,7 +55,7 @@
       </w:pPr>
       <w:r>
         <w:rPr>
-          <w:rFonts w:ascii="Cambria" w:hAnsi="Cambria" w:eastAsia="ＭＳ 明朝" w:cs="Cambria" w:asciiTheme="minorHAnsi" w:hAnsiTheme="minorHAnsi" w:eastAsiaTheme="minorEastAsia" w:csTheme="minorBidi"/>
+          <w:rFonts w:ascii="Cambria" w:hAnsi="Cambria" w:eastAsia="ＭＳ 明朝" w:cs="Cambria" w:asciiTheme="minorHAnsi" w:hAnsiTheme="minorHAnsi" w:eastAsiaTheme="minorEastAsia"/>
           <w:sz w:val="22"/>
           <w:szCs w:val="22"/>
         </w:rPr>
@@ -77,7 +77,7 @@
       </w:pPr>
       <w:r>
         <w:rPr>
-          <w:rFonts w:ascii="Cambria" w:hAnsi="Cambria" w:eastAsia="ＭＳ 明朝" w:cs="Cambria" w:asciiTheme="minorHAnsi" w:hAnsiTheme="minorHAnsi" w:eastAsiaTheme="minorEastAsia" w:csTheme="minorBidi"/>
+          <w:rFonts w:ascii="Cambria" w:hAnsi="Cambria" w:eastAsia="ＭＳ 明朝" w:cs="Cambria" w:asciiTheme="minorHAnsi" w:hAnsiTheme="minorHAnsi" w:eastAsiaTheme="minorEastAsia"/>
           <w:sz w:val="22"/>
           <w:szCs w:val="22"/>
         </w:rPr>
@@ -99,7 +99,7 @@
       </w:pPr>
       <w:r>
         <w:rPr>
-          <w:rFonts w:ascii="Cambria" w:hAnsi="Cambria" w:eastAsia="ＭＳ 明朝" w:cs="Cambria" w:asciiTheme="minorHAnsi" w:hAnsiTheme="minorHAnsi" w:eastAsiaTheme="minorEastAsia" w:csTheme="minorBidi"/>
+          <w:rFonts w:ascii="Cambria" w:hAnsi="Cambria" w:eastAsia="ＭＳ 明朝" w:cs="Cambria" w:asciiTheme="minorHAnsi" w:hAnsiTheme="minorHAnsi" w:eastAsiaTheme="minorEastAsia"/>
           <w:sz w:val="22"/>
           <w:szCs w:val="22"/>
         </w:rPr>
@@ -107,7 +107,7 @@
       </w:r>
       <w:r>
         <w:rPr>
-          <w:rFonts w:ascii="Cambria" w:hAnsi="Cambria" w:eastAsia="ＭＳ 明朝" w:cs="Cambria" w:asciiTheme="minorHAnsi" w:hAnsiTheme="minorHAnsi" w:eastAsiaTheme="minorEastAsia" w:csTheme="minorBidi"/>
+          <w:rFonts w:ascii="Cambria" w:hAnsi="Cambria" w:eastAsia="ＭＳ 明朝" w:cs="Cambria" w:asciiTheme="minorHAnsi" w:hAnsiTheme="minorHAnsi" w:eastAsiaTheme="minorEastAsia"/>
           <w:sz w:val="22"/>
           <w:szCs w:val="22"/>
         </w:rPr>
@@ -115,7 +115,7 @@
       </w:r>
       <w:r>
         <w:rPr>
-          <w:rFonts w:ascii="Cambria" w:hAnsi="Cambria" w:eastAsia="ＭＳ 明朝" w:cs="Cambria" w:asciiTheme="minorHAnsi" w:hAnsiTheme="minorHAnsi" w:eastAsiaTheme="minorEastAsia" w:csTheme="minorBidi"/>
+          <w:rFonts w:ascii="Cambria" w:hAnsi="Cambria" w:eastAsia="ＭＳ 明朝" w:cs="Cambria" w:asciiTheme="minorHAnsi" w:hAnsiTheme="minorHAnsi" w:eastAsiaTheme="minorEastAsia"/>
           <w:sz w:val="22"/>
           <w:szCs w:val="22"/>
         </w:rPr>
@@ -128,7 +128,7 @@
       </w:pPr>
       <w:r>
         <w:rPr>
-          <w:rFonts w:ascii="Cambria" w:hAnsi="Cambria" w:eastAsia="ＭＳ 明朝" w:cs="Cambria" w:asciiTheme="minorHAnsi" w:hAnsiTheme="minorHAnsi" w:eastAsiaTheme="minorEastAsia" w:csTheme="minorBidi"/>
+          <w:rFonts w:ascii="Cambria" w:hAnsi="Cambria" w:eastAsia="ＭＳ 明朝" w:cs="Cambria" w:asciiTheme="minorHAnsi" w:hAnsiTheme="minorHAnsi" w:eastAsiaTheme="minorEastAsia"/>
           <w:sz w:val="22"/>
           <w:szCs w:val="22"/>
         </w:rPr>
@@ -136,7 +136,7 @@
       </w:r>
       <w:r>
         <w:rPr>
-          <w:rFonts w:ascii="Cambria" w:hAnsi="Cambria" w:eastAsia="ＭＳ 明朝" w:cs="Cambria" w:asciiTheme="minorHAnsi" w:hAnsiTheme="minorHAnsi" w:eastAsiaTheme="minorEastAsia" w:csTheme="minorBidi"/>
+          <w:rFonts w:ascii="Cambria" w:hAnsi="Cambria" w:eastAsia="ＭＳ 明朝" w:cs="Cambria" w:asciiTheme="minorHAnsi" w:hAnsiTheme="minorHAnsi" w:eastAsiaTheme="minorEastAsia"/>
           <w:sz w:val="22"/>
           <w:szCs w:val="22"/>
         </w:rPr>
@@ -144,7 +144,7 @@
       </w:r>
       <w:r>
         <w:rPr>
-          <w:rFonts w:ascii="Cambria" w:hAnsi="Cambria" w:eastAsia="ＭＳ 明朝" w:cs="Cambria" w:asciiTheme="minorHAnsi" w:hAnsiTheme="minorHAnsi" w:eastAsiaTheme="minorEastAsia" w:csTheme="minorBidi"/>
+          <w:rFonts w:ascii="Cambria" w:hAnsi="Cambria" w:eastAsia="ＭＳ 明朝" w:cs="Cambria" w:asciiTheme="minorHAnsi" w:hAnsiTheme="minorHAnsi" w:eastAsiaTheme="minorEastAsia"/>
           <w:sz w:val="22"/>
           <w:szCs w:val="22"/>
         </w:rPr>
@@ -157,7 +157,7 @@
       </w:pPr>
       <w:r>
         <w:rPr>
-          <w:rFonts w:ascii="Cambria" w:hAnsi="Cambria" w:eastAsia="ＭＳ 明朝" w:cs="Cambria" w:asciiTheme="minorHAnsi" w:hAnsiTheme="minorHAnsi" w:eastAsiaTheme="minorEastAsia" w:csTheme="minorBidi"/>
+          <w:rFonts w:ascii="Cambria" w:hAnsi="Cambria" w:eastAsia="ＭＳ 明朝" w:cs="Cambria" w:asciiTheme="minorHAnsi" w:hAnsiTheme="minorHAnsi" w:eastAsiaTheme="minorEastAsia"/>
           <w:sz w:val="22"/>
           <w:szCs w:val="22"/>
         </w:rPr>
@@ -165,7 +165,7 @@
       </w:r>
       <w:r>
         <w:rPr>
-          <w:rFonts w:ascii="Cambria" w:hAnsi="Cambria" w:eastAsia="ＭＳ 明朝" w:cs="Cambria" w:asciiTheme="minorHAnsi" w:hAnsiTheme="minorHAnsi" w:eastAsiaTheme="minorEastAsia" w:csTheme="minorBidi"/>
+          <w:rFonts w:ascii="Cambria" w:hAnsi="Cambria" w:eastAsia="ＭＳ 明朝" w:cs="Cambria" w:asciiTheme="minorHAnsi" w:hAnsiTheme="minorHAnsi" w:eastAsiaTheme="minorEastAsia"/>
           <w:sz w:val="22"/>
           <w:szCs w:val="22"/>
         </w:rPr>
@@ -173,7 +173,7 @@
       </w:r>
       <w:r>
         <w:rPr>
-          <w:rFonts w:ascii="Cambria" w:hAnsi="Cambria" w:eastAsia="ＭＳ 明朝" w:cs="Cambria" w:asciiTheme="minorHAnsi" w:hAnsiTheme="minorHAnsi" w:eastAsiaTheme="minorEastAsia" w:csTheme="minorBidi"/>
+          <w:rFonts w:ascii="Cambria" w:hAnsi="Cambria" w:eastAsia="ＭＳ 明朝" w:cs="Cambria" w:asciiTheme="minorHAnsi" w:hAnsiTheme="minorHAnsi" w:eastAsiaTheme="minorEastAsia"/>
           <w:sz w:val="22"/>
           <w:szCs w:val="22"/>
         </w:rPr>
@@ -186,7 +186,7 @@
       </w:pPr>
       <w:r>
         <w:rPr>
-          <w:rFonts w:ascii="Cambria" w:hAnsi="Cambria" w:eastAsia="ＭＳ 明朝" w:cs="Cambria" w:asciiTheme="minorHAnsi" w:hAnsiTheme="minorHAnsi" w:eastAsiaTheme="minorEastAsia" w:csTheme="minorBidi"/>
+          <w:rFonts w:ascii="Cambria" w:hAnsi="Cambria" w:eastAsia="ＭＳ 明朝" w:cs="Cambria" w:asciiTheme="minorHAnsi" w:hAnsiTheme="minorHAnsi" w:eastAsiaTheme="minorEastAsia"/>
           <w:sz w:val="22"/>
           <w:szCs w:val="22"/>
         </w:rPr>
@@ -194,7 +194,7 @@
       </w:r>
       <w:r>
         <w:rPr>
-          <w:rFonts w:ascii="Cambria" w:hAnsi="Cambria" w:eastAsia="ＭＳ 明朝" w:cs="Cambria" w:asciiTheme="minorHAnsi" w:hAnsiTheme="minorHAnsi" w:eastAsiaTheme="minorEastAsia" w:csTheme="minorBidi"/>
+          <w:rFonts w:ascii="Cambria" w:hAnsi="Cambria" w:eastAsia="ＭＳ 明朝" w:cs="Cambria" w:asciiTheme="minorHAnsi" w:hAnsiTheme="minorHAnsi" w:eastAsiaTheme="minorEastAsia"/>
           <w:sz w:val="22"/>
           <w:szCs w:val="22"/>
         </w:rPr>
@@ -202,7 +202,7 @@
       </w:r>
       <w:r>
         <w:rPr>
-          <w:rFonts w:ascii="Cambria" w:hAnsi="Cambria" w:eastAsia="ＭＳ 明朝" w:cs="Cambria" w:asciiTheme="minorHAnsi" w:hAnsiTheme="minorHAnsi" w:eastAsiaTheme="minorEastAsia" w:csTheme="minorBidi"/>
+          <w:rFonts w:ascii="Cambria" w:hAnsi="Cambria" w:eastAsia="ＭＳ 明朝" w:cs="Cambria" w:asciiTheme="minorHAnsi" w:hAnsiTheme="minorHAnsi" w:eastAsiaTheme="minorEastAsia"/>
           <w:sz w:val="22"/>
           <w:szCs w:val="22"/>
         </w:rPr>
@@ -215,7 +215,7 @@
       </w:pPr>
       <w:r>
         <w:rPr>
-          <w:rFonts w:ascii="Cambria" w:hAnsi="Cambria" w:eastAsia="ＭＳ 明朝" w:cs="Cambria" w:asciiTheme="minorHAnsi" w:hAnsiTheme="minorHAnsi" w:eastAsiaTheme="minorEastAsia" w:csTheme="minorBidi"/>
+          <w:rFonts w:ascii="Cambria" w:hAnsi="Cambria" w:eastAsia="ＭＳ 明朝" w:cs="Cambria" w:asciiTheme="minorHAnsi" w:hAnsiTheme="minorHAnsi" w:eastAsiaTheme="minorEastAsia"/>
           <w:sz w:val="22"/>
           <w:szCs w:val="22"/>
         </w:rPr>
@@ -223,7 +223,7 @@
       </w:r>
       <w:r>
         <w:rPr>
-          <w:rFonts w:ascii="Cambria" w:hAnsi="Cambria" w:eastAsia="ＭＳ 明朝" w:cs="Cambria" w:asciiTheme="minorHAnsi" w:hAnsiTheme="minorHAnsi" w:eastAsiaTheme="minorEastAsia" w:csTheme="minorBidi"/>
+          <w:rFonts w:ascii="Cambria" w:hAnsi="Cambria" w:eastAsia="ＭＳ 明朝" w:cs="Cambria" w:asciiTheme="minorHAnsi" w:hAnsiTheme="minorHAnsi" w:eastAsiaTheme="minorEastAsia"/>
           <w:sz w:val="22"/>
           <w:szCs w:val="22"/>
         </w:rPr>
@@ -231,7 +231,7 @@
       </w:r>
       <w:r>
         <w:rPr>
-          <w:rFonts w:ascii="Cambria" w:hAnsi="Cambria" w:eastAsia="ＭＳ 明朝" w:cs="Cambria" w:asciiTheme="minorHAnsi" w:hAnsiTheme="minorHAnsi" w:eastAsiaTheme="minorEastAsia" w:csTheme="minorBidi"/>
+          <w:rFonts w:ascii="Cambria" w:hAnsi="Cambria" w:eastAsia="ＭＳ 明朝" w:cs="Cambria" w:asciiTheme="minorHAnsi" w:hAnsiTheme="minorHAnsi" w:eastAsiaTheme="minorEastAsia"/>
           <w:sz w:val="22"/>
           <w:szCs w:val="22"/>
         </w:rPr>
@@ -244,7 +244,7 @@
       </w:pPr>
       <w:r>
         <w:rPr>
-          <w:rFonts w:ascii="Cambria" w:hAnsi="Cambria" w:eastAsia="ＭＳ 明朝" w:cs="Cambria" w:asciiTheme="minorHAnsi" w:hAnsiTheme="minorHAnsi" w:eastAsiaTheme="minorEastAsia" w:csTheme="minorBidi"/>
+          <w:rFonts w:ascii="Cambria" w:hAnsi="Cambria" w:eastAsia="ＭＳ 明朝" w:cs="Cambria" w:asciiTheme="minorHAnsi" w:hAnsiTheme="minorHAnsi" w:eastAsiaTheme="minorEastAsia"/>
           <w:sz w:val="22"/>
           <w:szCs w:val="22"/>
         </w:rPr>
@@ -252,7 +252,7 @@
       </w:r>
       <w:r>
         <w:rPr>
-          <w:rFonts w:ascii="Cambria" w:hAnsi="Cambria" w:eastAsia="ＭＳ 明朝" w:cs="Cambria" w:asciiTheme="minorHAnsi" w:hAnsiTheme="minorHAnsi" w:eastAsiaTheme="minorEastAsia" w:csTheme="minorBidi"/>
+          <w:rFonts w:ascii="Cambria" w:hAnsi="Cambria" w:eastAsia="ＭＳ 明朝" w:cs="Cambria" w:asciiTheme="minorHAnsi" w:hAnsiTheme="minorHAnsi" w:eastAsiaTheme="minorEastAsia"/>
           <w:sz w:val="22"/>
           <w:szCs w:val="22"/>
         </w:rPr>
@@ -260,7 +260,7 @@
       </w:r>
       <w:r>
         <w:rPr>
-          <w:rFonts w:ascii="Cambria" w:hAnsi="Cambria" w:eastAsia="ＭＳ 明朝" w:cs="Cambria" w:asciiTheme="minorHAnsi" w:hAnsiTheme="minorHAnsi" w:eastAsiaTheme="minorEastAsia" w:csTheme="minorBidi"/>
+          <w:rFonts w:ascii="Cambria" w:hAnsi="Cambria" w:eastAsia="ＭＳ 明朝" w:cs="Cambria" w:asciiTheme="minorHAnsi" w:hAnsiTheme="minorHAnsi" w:eastAsiaTheme="minorEastAsia"/>
           <w:sz w:val="22"/>
           <w:szCs w:val="22"/>
         </w:rPr>
@@ -268,7 +268,7 @@
       </w:r>
       <w:r>
         <w:rPr>
-          <w:rFonts w:ascii="Cambria" w:hAnsi="Cambria" w:eastAsia="ＭＳ 明朝" w:cs="Cambria" w:asciiTheme="minorHAnsi" w:hAnsiTheme="minorHAnsi" w:eastAsiaTheme="minorEastAsia" w:csTheme="minorBidi"/>
+          <w:rFonts w:ascii="Cambria" w:hAnsi="Cambria" w:eastAsia="ＭＳ 明朝" w:cs="Cambria" w:asciiTheme="minorHAnsi" w:hAnsiTheme="minorHAnsi" w:eastAsiaTheme="minorEastAsia"/>
           <w:sz w:val="22"/>
           <w:szCs w:val="22"/>
         </w:rPr>
@@ -276,7 +276,7 @@
       </w:r>
       <w:r>
         <w:rPr>
-          <w:rFonts w:ascii="Cambria" w:hAnsi="Cambria" w:eastAsia="ＭＳ 明朝" w:cs="Cambria" w:asciiTheme="minorHAnsi" w:hAnsiTheme="minorHAnsi" w:eastAsiaTheme="minorEastAsia" w:csTheme="minorBidi"/>
+          <w:rFonts w:ascii="Cambria" w:hAnsi="Cambria" w:eastAsia="ＭＳ 明朝" w:cs="Cambria" w:asciiTheme="minorHAnsi" w:hAnsiTheme="minorHAnsi" w:eastAsiaTheme="minorEastAsia"/>
           <w:sz w:val="22"/>
           <w:szCs w:val="22"/>
         </w:rPr>
@@ -289,7 +289,7 @@
       </w:pPr>
       <w:r>
         <w:rPr>
-          <w:rFonts w:ascii="Cambria" w:hAnsi="Cambria" w:eastAsia="ＭＳ 明朝" w:cs="Cambria" w:asciiTheme="minorHAnsi" w:hAnsiTheme="minorHAnsi" w:eastAsiaTheme="minorEastAsia" w:csTheme="minorBidi"/>
+          <w:rFonts w:ascii="Cambria" w:hAnsi="Cambria" w:eastAsia="ＭＳ 明朝" w:cs="Cambria" w:asciiTheme="minorHAnsi" w:hAnsiTheme="minorHAnsi" w:eastAsiaTheme="minorEastAsia"/>
           <w:sz w:val="22"/>
           <w:szCs w:val="22"/>
         </w:rPr>
@@ -297,7 +297,7 @@
       </w:r>
       <w:r>
         <w:rPr>
-          <w:rFonts w:ascii="Cambria" w:hAnsi="Cambria" w:eastAsia="ＭＳ 明朝" w:cs="Cambria" w:asciiTheme="minorHAnsi" w:hAnsiTheme="minorHAnsi" w:eastAsiaTheme="minorEastAsia" w:csTheme="minorBidi"/>
+          <w:rFonts w:ascii="Cambria" w:hAnsi="Cambria" w:eastAsia="ＭＳ 明朝" w:cs="Cambria" w:asciiTheme="minorHAnsi" w:hAnsiTheme="minorHAnsi" w:eastAsiaTheme="minorEastAsia"/>
           <w:sz w:val="22"/>
           <w:szCs w:val="22"/>
         </w:rPr>
@@ -305,7 +305,7 @@
       </w:r>
       <w:r>
         <w:rPr>
-          <w:rFonts w:ascii="Cambria" w:hAnsi="Cambria" w:eastAsia="ＭＳ 明朝" w:cs="Cambria" w:asciiTheme="minorHAnsi" w:hAnsiTheme="minorHAnsi" w:eastAsiaTheme="minorEastAsia" w:csTheme="minorBidi"/>
+          <w:rFonts w:ascii="Cambria" w:hAnsi="Cambria" w:eastAsia="ＭＳ 明朝" w:cs="Cambria" w:asciiTheme="minorHAnsi" w:hAnsiTheme="minorHAnsi" w:eastAsiaTheme="minorEastAsia"/>
           <w:sz w:val="22"/>
           <w:szCs w:val="22"/>
         </w:rPr>
@@ -313,7 +313,7 @@
       </w:r>
       <w:r>
         <w:rPr>
-          <w:rFonts w:ascii="Cambria" w:hAnsi="Cambria" w:eastAsia="ＭＳ 明朝" w:cs="Cambria" w:asciiTheme="minorHAnsi" w:hAnsiTheme="minorHAnsi" w:eastAsiaTheme="minorEastAsia" w:csTheme="minorBidi"/>
+          <w:rFonts w:ascii="Cambria" w:hAnsi="Cambria" w:eastAsia="ＭＳ 明朝" w:cs="Cambria" w:asciiTheme="minorHAnsi" w:hAnsiTheme="minorHAnsi" w:eastAsiaTheme="minorEastAsia"/>
           <w:sz w:val="22"/>
           <w:szCs w:val="22"/>
         </w:rPr>
@@ -321,7 +321,7 @@
       </w:r>
       <w:r>
         <w:rPr>
-          <w:rFonts w:ascii="Cambria" w:hAnsi="Cambria" w:eastAsia="ＭＳ 明朝" w:cs="Cambria" w:asciiTheme="minorHAnsi" w:hAnsiTheme="minorHAnsi" w:eastAsiaTheme="minorEastAsia" w:csTheme="minorBidi"/>
+          <w:rFonts w:ascii="Cambria" w:hAnsi="Cambria" w:eastAsia="ＭＳ 明朝" w:cs="Cambria" w:asciiTheme="minorHAnsi" w:hAnsiTheme="minorHAnsi" w:eastAsiaTheme="minorEastAsia"/>
           <w:sz w:val="22"/>
           <w:szCs w:val="22"/>
         </w:rPr>
@@ -329,7 +329,7 @@
       </w:r>
       <w:r>
         <w:rPr>
-          <w:rFonts w:ascii="Cambria" w:hAnsi="Cambria" w:eastAsia="ＭＳ 明朝" w:cs="Cambria" w:asciiTheme="minorHAnsi" w:hAnsiTheme="minorHAnsi" w:eastAsiaTheme="minorEastAsia" w:csTheme="minorBidi"/>
+          <w:rFonts w:ascii="Cambria" w:hAnsi="Cambria" w:eastAsia="ＭＳ 明朝" w:cs="Cambria" w:asciiTheme="minorHAnsi" w:hAnsiTheme="minorHAnsi" w:eastAsiaTheme="minorEastAsia"/>
           <w:sz w:val="22"/>
           <w:szCs w:val="22"/>
         </w:rPr>
@@ -337,7 +337,7 @@
       </w:r>
       <w:r>
         <w:rPr>
-          <w:rFonts w:ascii="Cambria" w:hAnsi="Cambria" w:eastAsia="ＭＳ 明朝" w:cs="Cambria" w:asciiTheme="minorHAnsi" w:hAnsiTheme="minorHAnsi" w:eastAsiaTheme="minorEastAsia" w:csTheme="minorBidi"/>
+          <w:rFonts w:ascii="Cambria" w:hAnsi="Cambria" w:eastAsia="ＭＳ 明朝" w:cs="Cambria" w:asciiTheme="minorHAnsi" w:hAnsiTheme="minorHAnsi" w:eastAsiaTheme="minorEastAsia"/>
           <w:sz w:val="22"/>
           <w:szCs w:val="22"/>
         </w:rPr>
@@ -350,7 +350,7 @@
       </w:pPr>
       <w:r>
         <w:rPr>
-          <w:rFonts w:ascii="Cambria" w:hAnsi="Cambria" w:eastAsia="ＭＳ 明朝" w:cs="Cambria" w:asciiTheme="minorHAnsi" w:hAnsiTheme="minorHAnsi" w:eastAsiaTheme="minorEastAsia" w:csTheme="minorBidi"/>
+          <w:rFonts w:ascii="Cambria" w:hAnsi="Cambria" w:eastAsia="ＭＳ 明朝" w:cs="Cambria" w:asciiTheme="minorHAnsi" w:hAnsiTheme="minorHAnsi" w:eastAsiaTheme="minorEastAsia"/>
           <w:sz w:val="22"/>
           <w:szCs w:val="22"/>
         </w:rPr>
@@ -358,7 +358,7 @@
       </w:r>
       <w:r>
         <w:rPr>
-          <w:rFonts w:ascii="Cambria" w:hAnsi="Cambria" w:eastAsia="ＭＳ 明朝" w:cs="Cambria" w:asciiTheme="minorHAnsi" w:hAnsiTheme="minorHAnsi" w:eastAsiaTheme="minorEastAsia" w:csTheme="minorBidi"/>
+          <w:rFonts w:ascii="Cambria" w:hAnsi="Cambria" w:eastAsia="ＭＳ 明朝" w:cs="Cambria" w:asciiTheme="minorHAnsi" w:hAnsiTheme="minorHAnsi" w:eastAsiaTheme="minorEastAsia"/>
           <w:sz w:val="22"/>
           <w:szCs w:val="22"/>
         </w:rPr>
@@ -366,7 +366,7 @@
       </w:r>
       <w:r>
         <w:rPr>
-          <w:rFonts w:ascii="Cambria" w:hAnsi="Cambria" w:eastAsia="ＭＳ 明朝" w:cs="Cambria" w:asciiTheme="minorHAnsi" w:hAnsiTheme="minorHAnsi" w:eastAsiaTheme="minorEastAsia" w:csTheme="minorBidi"/>
+          <w:rFonts w:ascii="Cambria" w:hAnsi="Cambria" w:eastAsia="ＭＳ 明朝" w:cs="Cambria" w:asciiTheme="minorHAnsi" w:hAnsiTheme="minorHAnsi" w:eastAsiaTheme="minorEastAsia"/>
           <w:sz w:val="22"/>
           <w:szCs w:val="22"/>
         </w:rPr>
@@ -374,7 +374,7 @@
       </w:r>
       <w:r>
         <w:rPr>
-          <w:rFonts w:ascii="Cambria" w:hAnsi="Cambria" w:eastAsia="ＭＳ 明朝" w:cs="Cambria" w:asciiTheme="minorHAnsi" w:hAnsiTheme="minorHAnsi" w:eastAsiaTheme="minorEastAsia" w:csTheme="minorBidi"/>
+          <w:rFonts w:ascii="Cambria" w:hAnsi="Cambria" w:eastAsia="ＭＳ 明朝" w:cs="Cambria" w:asciiTheme="minorHAnsi" w:hAnsiTheme="minorHAnsi" w:eastAsiaTheme="minorEastAsia"/>
           <w:sz w:val="22"/>
           <w:szCs w:val="22"/>
         </w:rPr>
@@ -382,7 +382,7 @@
       </w:r>
       <w:r>
         <w:rPr>
-          <w:rFonts w:ascii="Cambria" w:hAnsi="Cambria" w:eastAsia="ＭＳ 明朝" w:cs="Cambria" w:asciiTheme="minorHAnsi" w:hAnsiTheme="minorHAnsi" w:eastAsiaTheme="minorEastAsia" w:csTheme="minorBidi"/>
+          <w:rFonts w:ascii="Cambria" w:hAnsi="Cambria" w:eastAsia="ＭＳ 明朝" w:cs="Cambria" w:asciiTheme="minorHAnsi" w:hAnsiTheme="minorHAnsi" w:eastAsiaTheme="minorEastAsia"/>
           <w:sz w:val="22"/>
           <w:szCs w:val="22"/>
         </w:rPr>
@@ -390,7 +390,7 @@
       </w:r>
       <w:r>
         <w:rPr>
-          <w:rFonts w:ascii="Cambria" w:hAnsi="Cambria" w:eastAsia="ＭＳ 明朝" w:cs="Cambria" w:asciiTheme="minorHAnsi" w:hAnsiTheme="minorHAnsi" w:eastAsiaTheme="minorEastAsia" w:csTheme="minorBidi"/>
+          <w:rFonts w:ascii="Cambria" w:hAnsi="Cambria" w:eastAsia="ＭＳ 明朝" w:cs="Cambria" w:asciiTheme="minorHAnsi" w:hAnsiTheme="minorHAnsi" w:eastAsiaTheme="minorEastAsia"/>
           <w:sz w:val="22"/>
           <w:szCs w:val="22"/>
         </w:rPr>
@@ -398,7 +398,7 @@
       </w:r>
       <w:r>
         <w:rPr>
-          <w:rFonts w:ascii="Cambria" w:hAnsi="Cambria" w:eastAsia="ＭＳ 明朝" w:cs="Cambria" w:asciiTheme="minorHAnsi" w:hAnsiTheme="minorHAnsi" w:eastAsiaTheme="minorEastAsia" w:csTheme="minorBidi"/>
+          <w:rFonts w:ascii="Cambria" w:hAnsi="Cambria" w:eastAsia="ＭＳ 明朝" w:cs="Cambria" w:asciiTheme="minorHAnsi" w:hAnsiTheme="minorHAnsi" w:eastAsiaTheme="minorEastAsia"/>
           <w:sz w:val="22"/>
           <w:szCs w:val="22"/>
         </w:rPr>
@@ -421,7 +421,7 @@
       </w:pPr>
       <w:r>
         <w:rPr>
-          <w:rFonts w:ascii="Calibri" w:hAnsi="Calibri" w:eastAsia="ＭＳ ゴシック" w:cs="Calibri" w:asciiTheme="majorHAnsi" w:hAnsiTheme="majorHAnsi" w:eastAsiaTheme="majorEastAsia" w:csTheme="majorBidi"/>
+          <w:rFonts w:ascii="Calibri" w:hAnsi="Calibri" w:eastAsia="ＭＳ ゴシック" w:cs="Calibri" w:asciiTheme="majorHAnsi" w:hAnsiTheme="majorHAnsi" w:eastAsiaTheme="majorEastAsia"/>
           <w:b/>
           <w:bCs/>
           <w:color w:val="365F91" w:themeColor="accent1" w:themeShade="BF"/>
@@ -437,7 +437,7 @@
       </w:pPr>
       <w:r>
         <w:rPr>
-          <w:rFonts w:ascii="Cambria" w:hAnsi="Cambria" w:eastAsia="ＭＳ 明朝" w:cs="Cambria" w:asciiTheme="minorHAnsi" w:hAnsiTheme="minorHAnsi" w:eastAsiaTheme="minorEastAsia" w:csTheme="minorBidi"/>
+          <w:rFonts w:ascii="Cambria" w:hAnsi="Cambria" w:eastAsia="ＭＳ 明朝" w:cs="Cambria" w:asciiTheme="minorHAnsi" w:hAnsiTheme="minorHAnsi" w:eastAsiaTheme="minorEastAsia"/>
           <w:sz w:val="22"/>
           <w:szCs w:val="22"/>
         </w:rPr>
@@ -450,7 +450,7 @@
       </w:pPr>
       <w:r>
         <w:rPr>
-          <w:rFonts w:ascii="Cambria" w:hAnsi="Cambria" w:eastAsia="ＭＳ 明朝" w:cs="Cambria" w:asciiTheme="minorHAnsi" w:hAnsiTheme="minorHAnsi" w:eastAsiaTheme="minorEastAsia" w:csTheme="minorBidi"/>
+          <w:rFonts w:ascii="Cambria" w:hAnsi="Cambria" w:eastAsia="ＭＳ 明朝" w:cs="Cambria" w:asciiTheme="minorHAnsi" w:hAnsiTheme="minorHAnsi" w:eastAsiaTheme="minorEastAsia"/>
           <w:sz w:val="22"/>
           <w:szCs w:val="22"/>
         </w:rPr>
@@ -463,7 +463,7 @@
       </w:pPr>
       <w:r>
         <w:rPr>
-          <w:rFonts w:ascii="Cambria" w:hAnsi="Cambria" w:eastAsia="ＭＳ 明朝" w:cs="Cambria" w:asciiTheme="minorHAnsi" w:hAnsiTheme="minorHAnsi" w:eastAsiaTheme="minorEastAsia" w:csTheme="minorBidi"/>
+          <w:rFonts w:ascii="Cambria" w:hAnsi="Cambria" w:eastAsia="ＭＳ 明朝" w:cs="Cambria" w:asciiTheme="minorHAnsi" w:hAnsiTheme="minorHAnsi" w:eastAsiaTheme="minorEastAsia"/>
           <w:sz w:val="22"/>
           <w:szCs w:val="22"/>
         </w:rPr>
@@ -471,7 +471,7 @@
       </w:r>
       <w:r>
         <w:rPr>
-          <w:rFonts w:ascii="Cambria" w:hAnsi="Cambria" w:eastAsia="ＭＳ 明朝" w:cs="Cambria" w:asciiTheme="minorHAnsi" w:hAnsiTheme="minorHAnsi" w:eastAsiaTheme="minorEastAsia" w:csTheme="minorBidi"/>
+          <w:rFonts w:ascii="Cambria" w:hAnsi="Cambria" w:eastAsia="ＭＳ 明朝" w:cs="Cambria" w:asciiTheme="minorHAnsi" w:hAnsiTheme="minorHAnsi" w:eastAsiaTheme="minorEastAsia"/>
           <w:sz w:val="22"/>
           <w:szCs w:val="22"/>
         </w:rPr>
@@ -484,7 +484,7 @@
       </w:pPr>
       <w:r>
         <w:rPr>
-          <w:rFonts w:ascii="Cambria" w:hAnsi="Cambria" w:eastAsia="ＭＳ 明朝" w:cs="Cambria" w:asciiTheme="minorHAnsi" w:hAnsiTheme="minorHAnsi" w:eastAsiaTheme="minorEastAsia" w:csTheme="minorBidi"/>
+          <w:rFonts w:ascii="Cambria" w:hAnsi="Cambria" w:eastAsia="ＭＳ 明朝" w:cs="Cambria" w:asciiTheme="minorHAnsi" w:hAnsiTheme="minorHAnsi" w:eastAsiaTheme="minorEastAsia"/>
           <w:sz w:val="22"/>
           <w:szCs w:val="22"/>
         </w:rPr>
@@ -497,7 +497,7 @@
       </w:pPr>
       <w:r>
         <w:rPr>
-          <w:rFonts w:ascii="Cambria" w:hAnsi="Cambria" w:eastAsia="ＭＳ 明朝" w:cs="Cambria" w:asciiTheme="minorHAnsi" w:hAnsiTheme="minorHAnsi" w:eastAsiaTheme="minorEastAsia" w:csTheme="minorBidi"/>
+          <w:rFonts w:ascii="Cambria" w:hAnsi="Cambria" w:eastAsia="ＭＳ 明朝" w:cs="Cambria" w:asciiTheme="minorHAnsi" w:hAnsiTheme="minorHAnsi" w:eastAsiaTheme="minorEastAsia"/>
           <w:sz w:val="22"/>
           <w:szCs w:val="22"/>
         </w:rPr>
@@ -510,7 +510,7 @@
       </w:pPr>
       <w:r>
         <w:rPr>
-          <w:rFonts w:ascii="Cambria" w:hAnsi="Cambria" w:eastAsia="ＭＳ 明朝" w:cs="Cambria" w:asciiTheme="minorHAnsi" w:hAnsiTheme="minorHAnsi" w:eastAsiaTheme="minorEastAsia" w:csTheme="minorBidi"/>
+          <w:rFonts w:ascii="Cambria" w:hAnsi="Cambria" w:eastAsia="ＭＳ 明朝" w:cs="Cambria" w:asciiTheme="minorHAnsi" w:hAnsiTheme="minorHAnsi" w:eastAsiaTheme="minorEastAsia"/>
           <w:sz w:val="22"/>
           <w:szCs w:val="22"/>
         </w:rPr>
@@ -523,7 +523,7 @@
       </w:pPr>
       <w:r>
         <w:rPr>
-          <w:rFonts w:ascii="Cambria" w:hAnsi="Cambria" w:eastAsia="ＭＳ 明朝" w:cs="Cambria" w:asciiTheme="minorHAnsi" w:hAnsiTheme="minorHAnsi" w:eastAsiaTheme="minorEastAsia" w:csTheme="minorBidi"/>
+          <w:rFonts w:ascii="Cambria" w:hAnsi="Cambria" w:eastAsia="ＭＳ 明朝" w:cs="Cambria" w:asciiTheme="minorHAnsi" w:hAnsiTheme="minorHAnsi" w:eastAsiaTheme="minorEastAsia"/>
           <w:sz w:val="22"/>
           <w:szCs w:val="22"/>
         </w:rPr>
@@ -536,7 +536,7 @@
       </w:pPr>
       <w:r>
         <w:rPr>
-          <w:rFonts w:ascii="Cambria" w:hAnsi="Cambria" w:eastAsia="ＭＳ 明朝" w:cs="Cambria" w:asciiTheme="minorHAnsi" w:hAnsiTheme="minorHAnsi" w:eastAsiaTheme="minorEastAsia" w:csTheme="minorBidi"/>
+          <w:rFonts w:ascii="Cambria" w:hAnsi="Cambria" w:eastAsia="ＭＳ 明朝" w:cs="Cambria" w:asciiTheme="minorHAnsi" w:hAnsiTheme="minorHAnsi" w:eastAsiaTheme="minorEastAsia"/>
           <w:sz w:val="22"/>
           <w:szCs w:val="22"/>
         </w:rPr>
@@ -559,7 +559,7 @@
       </w:pPr>
       <w:r>
         <w:rPr>
-          <w:rFonts w:ascii="Calibri" w:hAnsi="Calibri" w:eastAsia="ＭＳ ゴシック" w:cs="Calibri" w:asciiTheme="majorHAnsi" w:hAnsiTheme="majorHAnsi" w:eastAsiaTheme="majorEastAsia" w:csTheme="majorBidi"/>
+          <w:rFonts w:ascii="Calibri" w:hAnsi="Calibri" w:eastAsia="ＭＳ ゴシック" w:cs="Calibri" w:asciiTheme="majorHAnsi" w:hAnsiTheme="majorHAnsi" w:eastAsiaTheme="majorEastAsia"/>
           <w:b/>
           <w:bCs/>
           <w:color w:val="365F91" w:themeColor="accent1" w:themeShade="BF"/>
@@ -575,7 +575,7 @@
       </w:pPr>
       <w:r>
         <w:rPr>
-          <w:rFonts w:ascii="Cambria" w:hAnsi="Cambria" w:eastAsia="ＭＳ 明朝" w:cs="Cambria" w:asciiTheme="minorHAnsi" w:hAnsiTheme="minorHAnsi" w:eastAsiaTheme="minorEastAsia" w:csTheme="minorBidi"/>
+          <w:rFonts w:ascii="Cambria" w:hAnsi="Cambria" w:eastAsia="ＭＳ 明朝" w:cs="Cambria" w:asciiTheme="minorHAnsi" w:hAnsiTheme="minorHAnsi" w:eastAsiaTheme="minorEastAsia"/>
           <w:sz w:val="22"/>
           <w:szCs w:val="22"/>
         </w:rPr>
@@ -588,7 +588,7 @@
       </w:pPr>
       <w:r>
         <w:rPr>
-          <w:rFonts w:ascii="Cambria" w:hAnsi="Cambria" w:eastAsia="ＭＳ 明朝" w:cs="Cambria" w:asciiTheme="minorHAnsi" w:hAnsiTheme="minorHAnsi" w:eastAsiaTheme="minorEastAsia" w:csTheme="minorBidi"/>
+          <w:rFonts w:ascii="Cambria" w:hAnsi="Cambria" w:eastAsia="ＭＳ 明朝" w:cs="Cambria" w:asciiTheme="minorHAnsi" w:hAnsiTheme="minorHAnsi" w:eastAsiaTheme="minorEastAsia"/>
           <w:sz w:val="22"/>
           <w:szCs w:val="22"/>
         </w:rPr>
@@ -601,7 +601,7 @@
       </w:pPr>
       <w:r>
         <w:rPr>
-          <w:rFonts w:ascii="Cambria" w:hAnsi="Cambria" w:eastAsia="ＭＳ 明朝" w:cs="Cambria" w:asciiTheme="minorHAnsi" w:hAnsiTheme="minorHAnsi" w:eastAsiaTheme="minorEastAsia" w:csTheme="minorBidi"/>
+          <w:rFonts w:ascii="Cambria" w:hAnsi="Cambria" w:eastAsia="ＭＳ 明朝" w:cs="Cambria" w:asciiTheme="minorHAnsi" w:hAnsiTheme="minorHAnsi" w:eastAsiaTheme="minorEastAsia"/>
           <w:sz w:val="22"/>
           <w:szCs w:val="22"/>
         </w:rPr>
@@ -614,7 +614,7 @@
       </w:pPr>
       <w:r>
         <w:rPr>
-          <w:rFonts w:ascii="Cambria" w:hAnsi="Cambria" w:eastAsia="ＭＳ 明朝" w:cs="Cambria" w:asciiTheme="minorHAnsi" w:hAnsiTheme="minorHAnsi" w:eastAsiaTheme="minorEastAsia" w:csTheme="minorBidi"/>
+          <w:rFonts w:ascii="Cambria" w:hAnsi="Cambria" w:eastAsia="ＭＳ 明朝" w:cs="Cambria" w:asciiTheme="minorHAnsi" w:hAnsiTheme="minorHAnsi" w:eastAsiaTheme="minorEastAsia"/>
           <w:sz w:val="22"/>
           <w:szCs w:val="22"/>
         </w:rPr>
@@ -627,7 +627,7 @@
       </w:pPr>
       <w:r>
         <w:rPr>
-          <w:rFonts w:ascii="Cambria" w:hAnsi="Cambria" w:eastAsia="ＭＳ 明朝" w:cs="Cambria" w:asciiTheme="minorHAnsi" w:hAnsiTheme="minorHAnsi" w:eastAsiaTheme="minorEastAsia" w:csTheme="minorBidi"/>
+          <w:rFonts w:ascii="Cambria" w:hAnsi="Cambria" w:eastAsia="ＭＳ 明朝" w:cs="Cambria" w:asciiTheme="minorHAnsi" w:hAnsiTheme="minorHAnsi" w:eastAsiaTheme="minorEastAsia"/>
           <w:sz w:val="22"/>
           <w:szCs w:val="22"/>
         </w:rPr>
@@ -640,7 +640,7 @@
       </w:pPr>
       <w:r>
         <w:rPr>
-          <w:rFonts w:ascii="Cambria" w:hAnsi="Cambria" w:eastAsia="ＭＳ 明朝" w:cs="Cambria" w:asciiTheme="minorHAnsi" w:hAnsiTheme="minorHAnsi" w:eastAsiaTheme="minorEastAsia" w:csTheme="minorBidi"/>
+          <w:rFonts w:ascii="Cambria" w:hAnsi="Cambria" w:eastAsia="ＭＳ 明朝" w:cs="Cambria" w:asciiTheme="minorHAnsi" w:hAnsiTheme="minorHAnsi" w:eastAsiaTheme="minorEastAsia"/>
           <w:sz w:val="22"/>
           <w:szCs w:val="22"/>
         </w:rPr>
@@ -653,7 +653,7 @@
       </w:pPr>
       <w:r>
         <w:rPr>
-          <w:rFonts w:ascii="Cambria" w:hAnsi="Cambria" w:eastAsia="ＭＳ 明朝" w:cs="Cambria" w:asciiTheme="minorHAnsi" w:hAnsiTheme="minorHAnsi" w:eastAsiaTheme="minorEastAsia" w:csTheme="minorBidi"/>
+          <w:rFonts w:ascii="Cambria" w:hAnsi="Cambria" w:eastAsia="ＭＳ 明朝" w:cs="Cambria" w:asciiTheme="minorHAnsi" w:hAnsiTheme="minorHAnsi" w:eastAsiaTheme="minorEastAsia"/>
           <w:sz w:val="22"/>
           <w:szCs w:val="22"/>
         </w:rPr>
@@ -666,7 +666,7 @@
       </w:pPr>
       <w:r>
         <w:rPr>
-          <w:rFonts w:ascii="Cambria" w:hAnsi="Cambria" w:eastAsia="ＭＳ 明朝" w:cs="Cambria" w:asciiTheme="minorHAnsi" w:hAnsiTheme="minorHAnsi" w:eastAsiaTheme="minorEastAsia" w:csTheme="minorBidi"/>
+          <w:rFonts w:ascii="Cambria" w:hAnsi="Cambria" w:eastAsia="ＭＳ 明朝" w:cs="Cambria" w:asciiTheme="minorHAnsi" w:hAnsiTheme="minorHAnsi" w:eastAsiaTheme="minorEastAsia"/>
           <w:sz w:val="22"/>
           <w:szCs w:val="22"/>
         </w:rPr>
@@ -679,7 +679,7 @@
       </w:pPr>
       <w:r>
         <w:rPr>
-          <w:rFonts w:ascii="Cambria" w:hAnsi="Cambria" w:eastAsia="ＭＳ 明朝" w:cs="Cambria" w:asciiTheme="minorHAnsi" w:hAnsiTheme="minorHAnsi" w:eastAsiaTheme="minorEastAsia" w:csTheme="minorBidi"/>
+          <w:rFonts w:ascii="Cambria" w:hAnsi="Cambria" w:eastAsia="ＭＳ 明朝" w:cs="Cambria" w:asciiTheme="minorHAnsi" w:hAnsiTheme="minorHAnsi" w:eastAsiaTheme="minorEastAsia"/>
           <w:sz w:val="22"/>
           <w:szCs w:val="22"/>
         </w:rPr>
@@ -692,7 +692,7 @@
       </w:pPr>
       <w:r>
         <w:rPr>
-          <w:rFonts w:ascii="Cambria" w:hAnsi="Cambria" w:eastAsia="ＭＳ 明朝" w:cs="Cambria" w:asciiTheme="minorHAnsi" w:hAnsiTheme="minorHAnsi" w:eastAsiaTheme="minorEastAsia" w:csTheme="minorBidi"/>
+          <w:rFonts w:ascii="Cambria" w:hAnsi="Cambria" w:eastAsia="ＭＳ 明朝" w:cs="Cambria" w:asciiTheme="minorHAnsi" w:hAnsiTheme="minorHAnsi" w:eastAsiaTheme="minorEastAsia"/>
           <w:sz w:val="22"/>
           <w:szCs w:val="22"/>
         </w:rPr>
@@ -705,7 +705,7 @@
       </w:pPr>
       <w:r>
         <w:rPr>
-          <w:rFonts w:ascii="Cambria" w:hAnsi="Cambria" w:eastAsia="ＭＳ 明朝" w:cs="Cambria" w:asciiTheme="minorHAnsi" w:hAnsiTheme="minorHAnsi" w:eastAsiaTheme="minorEastAsia" w:csTheme="minorBidi"/>
+          <w:rFonts w:ascii="Cambria" w:hAnsi="Cambria" w:eastAsia="ＭＳ 明朝" w:cs="Cambria" w:asciiTheme="minorHAnsi" w:hAnsiTheme="minorHAnsi" w:eastAsiaTheme="minorEastAsia"/>
           <w:sz w:val="22"/>
           <w:szCs w:val="22"/>
         </w:rPr>
@@ -728,7 +728,7 @@
       </w:pPr>
       <w:r>
         <w:rPr>
-          <w:rFonts w:ascii="Calibri" w:hAnsi="Calibri" w:eastAsia="ＭＳ ゴシック" w:cs="Calibri" w:asciiTheme="majorHAnsi" w:hAnsiTheme="majorHAnsi" w:eastAsiaTheme="majorEastAsia" w:csTheme="majorBidi"/>
+          <w:rFonts w:ascii="Calibri" w:hAnsi="Calibri" w:eastAsia="ＭＳ ゴシック" w:cs="Calibri" w:asciiTheme="majorHAnsi" w:hAnsiTheme="majorHAnsi" w:eastAsiaTheme="majorEastAsia"/>
           <w:b/>
           <w:bCs/>
           <w:color w:val="365F91" w:themeColor="accent1" w:themeShade="BF"/>
@@ -744,7 +744,7 @@
       </w:pPr>
       <w:r>
         <w:rPr>
-          <w:rFonts w:ascii="Cambria" w:hAnsi="Cambria" w:eastAsia="ＭＳ 明朝" w:cs="Cambria" w:asciiTheme="minorHAnsi" w:hAnsiTheme="minorHAnsi" w:eastAsiaTheme="minorEastAsia" w:csTheme="minorBidi"/>
+          <w:rFonts w:ascii="Cambria" w:hAnsi="Cambria" w:eastAsia="ＭＳ 明朝" w:cs="Cambria" w:asciiTheme="minorHAnsi" w:hAnsiTheme="minorHAnsi" w:eastAsiaTheme="minorEastAsia"/>
           <w:sz w:val="22"/>
           <w:szCs w:val="22"/>
         </w:rPr>
@@ -757,7 +757,7 @@
       </w:pPr>
       <w:r>
         <w:rPr>
-          <w:rFonts w:ascii="Cambria" w:hAnsi="Cambria" w:eastAsia="ＭＳ 明朝" w:cs="Cambria" w:asciiTheme="minorHAnsi" w:hAnsiTheme="minorHAnsi" w:eastAsiaTheme="minorEastAsia" w:csTheme="minorBidi"/>
+          <w:rFonts w:ascii="Cambria" w:hAnsi="Cambria" w:eastAsia="ＭＳ 明朝" w:cs="Cambria" w:asciiTheme="minorHAnsi" w:hAnsiTheme="minorHAnsi" w:eastAsiaTheme="minorEastAsia"/>
           <w:sz w:val="22"/>
           <w:szCs w:val="22"/>
         </w:rPr>
@@ -770,7 +770,7 @@
       </w:pPr>
       <w:r>
         <w:rPr>
-          <w:rFonts w:ascii="Cambria" w:hAnsi="Cambria" w:eastAsia="ＭＳ 明朝" w:cs="Cambria" w:asciiTheme="minorHAnsi" w:hAnsiTheme="minorHAnsi" w:eastAsiaTheme="minorEastAsia" w:csTheme="minorBidi"/>
+          <w:rFonts w:ascii="Cambria" w:hAnsi="Cambria" w:eastAsia="ＭＳ 明朝" w:cs="Cambria" w:asciiTheme="minorHAnsi" w:hAnsiTheme="minorHAnsi" w:eastAsiaTheme="minorEastAsia"/>
           <w:sz w:val="22"/>
           <w:szCs w:val="22"/>
         </w:rPr>
@@ -783,7 +783,7 @@
       </w:pPr>
       <w:r>
         <w:rPr>
-          <w:rFonts w:ascii="Cambria" w:hAnsi="Cambria" w:eastAsia="ＭＳ 明朝" w:cs="Cambria" w:asciiTheme="minorHAnsi" w:hAnsiTheme="minorHAnsi" w:eastAsiaTheme="minorEastAsia" w:csTheme="minorBidi"/>
+          <w:rFonts w:ascii="Cambria" w:hAnsi="Cambria" w:eastAsia="ＭＳ 明朝" w:cs="Cambria" w:asciiTheme="minorHAnsi" w:hAnsiTheme="minorHAnsi" w:eastAsiaTheme="minorEastAsia"/>
           <w:sz w:val="22"/>
           <w:szCs w:val="22"/>
         </w:rPr>
@@ -796,7 +796,7 @@
       </w:pPr>
       <w:r>
         <w:rPr>
-          <w:rFonts w:ascii="Cambria" w:hAnsi="Cambria" w:eastAsia="ＭＳ 明朝" w:cs="Cambria" w:asciiTheme="minorHAnsi" w:hAnsiTheme="minorHAnsi" w:eastAsiaTheme="minorEastAsia" w:csTheme="minorBidi"/>
+          <w:rFonts w:ascii="Cambria" w:hAnsi="Cambria" w:eastAsia="ＭＳ 明朝" w:cs="Cambria" w:asciiTheme="minorHAnsi" w:hAnsiTheme="minorHAnsi" w:eastAsiaTheme="minorEastAsia"/>
           <w:sz w:val="22"/>
           <w:szCs w:val="22"/>
         </w:rPr>
@@ -809,7 +809,7 @@
       </w:pPr>
       <w:r>
         <w:rPr>
-          <w:rFonts w:ascii="Cambria" w:hAnsi="Cambria" w:eastAsia="ＭＳ 明朝" w:cs="Cambria" w:asciiTheme="minorHAnsi" w:hAnsiTheme="minorHAnsi" w:eastAsiaTheme="minorEastAsia" w:csTheme="minorBidi"/>
+          <w:rFonts w:ascii="Cambria" w:hAnsi="Cambria" w:eastAsia="ＭＳ 明朝" w:cs="Cambria" w:asciiTheme="minorHAnsi" w:hAnsiTheme="minorHAnsi" w:eastAsiaTheme="minorEastAsia"/>
           <w:sz w:val="22"/>
           <w:szCs w:val="22"/>
         </w:rPr>
@@ -822,7 +822,7 @@
       </w:pPr>
       <w:r>
         <w:rPr>
-          <w:rFonts w:ascii="Cambria" w:hAnsi="Cambria" w:eastAsia="ＭＳ 明朝" w:cs="Cambria" w:asciiTheme="minorHAnsi" w:hAnsiTheme="minorHAnsi" w:eastAsiaTheme="minorEastAsia" w:csTheme="minorBidi"/>
+          <w:rFonts w:ascii="Cambria" w:hAnsi="Cambria" w:eastAsia="ＭＳ 明朝" w:cs="Cambria" w:asciiTheme="minorHAnsi" w:hAnsiTheme="minorHAnsi" w:eastAsiaTheme="minorEastAsia"/>
           <w:sz w:val="22"/>
           <w:szCs w:val="22"/>
         </w:rPr>
@@ -835,7 +835,7 @@
       </w:pPr>
       <w:r>
         <w:rPr>
-          <w:rFonts w:ascii="Cambria" w:hAnsi="Cambria" w:eastAsia="ＭＳ 明朝" w:cs="Cambria" w:asciiTheme="minorHAnsi" w:hAnsiTheme="minorHAnsi" w:eastAsiaTheme="minorEastAsia" w:csTheme="minorBidi"/>
+          <w:rFonts w:ascii="Cambria" w:hAnsi="Cambria" w:eastAsia="ＭＳ 明朝" w:cs="Cambria" w:asciiTheme="minorHAnsi" w:hAnsiTheme="minorHAnsi" w:eastAsiaTheme="minorEastAsia"/>
           <w:sz w:val="22"/>
           <w:szCs w:val="22"/>
         </w:rPr>
@@ -848,7 +848,7 @@
       </w:pPr>
       <w:r>
         <w:rPr>
-          <w:rFonts w:ascii="Cambria" w:hAnsi="Cambria" w:eastAsia="ＭＳ 明朝" w:cs="Cambria" w:asciiTheme="minorHAnsi" w:hAnsiTheme="minorHAnsi" w:eastAsiaTheme="minorEastAsia" w:csTheme="minorBidi"/>
+          <w:rFonts w:ascii="Cambria" w:hAnsi="Cambria" w:eastAsia="ＭＳ 明朝" w:cs="Cambria" w:asciiTheme="minorHAnsi" w:hAnsiTheme="minorHAnsi" w:eastAsiaTheme="minorEastAsia"/>
           <w:sz w:val="22"/>
           <w:szCs w:val="22"/>
         </w:rPr>
@@ -873,7 +873,7 @@
       <w:r>
         <w:lastRenderedPageBreak/>
         <w:rPr>
-          <w:rFonts w:ascii="Calibri" w:hAnsi="Calibri" w:eastAsia="ＭＳ ゴシック" w:cs="Calibri" w:asciiTheme="majorHAnsi" w:hAnsiTheme="majorHAnsi" w:eastAsiaTheme="majorEastAsia" w:csTheme="majorBidi"/>
+          <w:rFonts w:ascii="Calibri" w:hAnsi="Calibri" w:eastAsia="ＭＳ ゴシック" w:cs="Calibri" w:asciiTheme="majorHAnsi" w:hAnsiTheme="majorHAnsi" w:eastAsiaTheme="majorEastAsia"/>
           <w:b/>
           <w:bCs/>
           <w:color w:val="365F91" w:themeColor="accent1" w:themeShade="BF"/>
@@ -889,7 +889,7 @@
       </w:pPr>
       <w:r>
         <w:rPr>
-          <w:rFonts w:ascii="Cambria" w:hAnsi="Cambria" w:eastAsia="ＭＳ 明朝" w:cs="Cambria" w:asciiTheme="minorHAnsi" w:hAnsiTheme="minorHAnsi" w:eastAsiaTheme="minorEastAsia" w:csTheme="minorBidi"/>
+          <w:rFonts w:ascii="Cambria" w:hAnsi="Cambria" w:eastAsia="ＭＳ 明朝" w:cs="Cambria" w:asciiTheme="minorHAnsi" w:hAnsiTheme="minorHAnsi" w:eastAsiaTheme="minorEastAsia"/>
           <w:sz w:val="22"/>
           <w:szCs w:val="22"/>
         </w:rPr>
@@ -897,7 +897,7 @@
       </w:r>
       <w:r>
         <w:rPr>
-          <w:rFonts w:ascii="Cambria" w:hAnsi="Cambria" w:eastAsia="ＭＳ 明朝" w:cs="Cambria" w:asciiTheme="minorHAnsi" w:hAnsiTheme="minorHAnsi" w:eastAsiaTheme="minorEastAsia" w:csTheme="minorBidi"/>
+          <w:rFonts w:ascii="Cambria" w:hAnsi="Cambria" w:eastAsia="ＭＳ 明朝" w:cs="Cambria" w:asciiTheme="minorHAnsi" w:hAnsiTheme="minorHAnsi" w:eastAsiaTheme="minorEastAsia"/>
           <w:sz w:val="22"/>
           <w:szCs w:val="22"/>
         </w:rPr>
@@ -905,7 +905,7 @@
       </w:r>
       <w:r>
         <w:rPr>
-          <w:rFonts w:ascii="Cambria" w:hAnsi="Cambria" w:eastAsia="ＭＳ 明朝" w:cs="Cambria" w:asciiTheme="minorHAnsi" w:hAnsiTheme="minorHAnsi" w:eastAsiaTheme="minorEastAsia" w:csTheme="minorBidi"/>
+          <w:rFonts w:ascii="Cambria" w:hAnsi="Cambria" w:eastAsia="ＭＳ 明朝" w:cs="Cambria" w:asciiTheme="minorHAnsi" w:hAnsiTheme="minorHAnsi" w:eastAsiaTheme="minorEastAsia"/>
           <w:sz w:val="22"/>
           <w:szCs w:val="22"/>
         </w:rPr>
@@ -918,7 +918,7 @@
       </w:pPr>
       <w:r>
         <w:rPr>
-          <w:rFonts w:ascii="Cambria" w:hAnsi="Cambria" w:eastAsia="ＭＳ 明朝" w:cs="Cambria" w:asciiTheme="minorHAnsi" w:hAnsiTheme="minorHAnsi" w:eastAsiaTheme="minorEastAsia" w:csTheme="minorBidi"/>
+          <w:rFonts w:ascii="Cambria" w:hAnsi="Cambria" w:eastAsia="ＭＳ 明朝" w:cs="Cambria" w:asciiTheme="minorHAnsi" w:hAnsiTheme="minorHAnsi" w:eastAsiaTheme="minorEastAsia"/>
           <w:sz w:val="22"/>
           <w:szCs w:val="22"/>
         </w:rPr>
@@ -926,7 +926,7 @@
       </w:r>
       <w:r>
         <w:rPr>
-          <w:rFonts w:ascii="Cambria" w:hAnsi="Cambria" w:eastAsia="ＭＳ 明朝" w:cs="Cambria" w:asciiTheme="minorHAnsi" w:hAnsiTheme="minorHAnsi" w:eastAsiaTheme="minorEastAsia" w:csTheme="minorBidi"/>
+          <w:rFonts w:ascii="Cambria" w:hAnsi="Cambria" w:eastAsia="ＭＳ 明朝" w:cs="Cambria" w:asciiTheme="minorHAnsi" w:hAnsiTheme="minorHAnsi" w:eastAsiaTheme="minorEastAsia"/>
           <w:sz w:val="22"/>
           <w:szCs w:val="22"/>
         </w:rPr>
@@ -934,7 +934,7 @@
       </w:r>
       <w:r>
         <w:rPr>
-          <w:rFonts w:ascii="Cambria" w:hAnsi="Cambria" w:eastAsia="ＭＳ 明朝" w:cs="Cambria" w:asciiTheme="minorHAnsi" w:hAnsiTheme="minorHAnsi" w:eastAsiaTheme="minorEastAsia" w:csTheme="minorBidi"/>
+          <w:rFonts w:ascii="Cambria" w:hAnsi="Cambria" w:eastAsia="ＭＳ 明朝" w:cs="Cambria" w:asciiTheme="minorHAnsi" w:hAnsiTheme="minorHAnsi" w:eastAsiaTheme="minorEastAsia"/>
           <w:sz w:val="22"/>
           <w:szCs w:val="22"/>
         </w:rPr>
@@ -942,7 +942,7 @@
       </w:r>
       <w:r>
         <w:rPr>
-          <w:rFonts w:ascii="Cambria" w:hAnsi="Cambria" w:eastAsia="ＭＳ 明朝" w:cs="Cambria" w:asciiTheme="minorHAnsi" w:hAnsiTheme="minorHAnsi" w:eastAsiaTheme="minorEastAsia" w:csTheme="minorBidi"/>
+          <w:rFonts w:ascii="Cambria" w:hAnsi="Cambria" w:eastAsia="ＭＳ 明朝" w:cs="Cambria" w:asciiTheme="minorHAnsi" w:hAnsiTheme="minorHAnsi" w:eastAsiaTheme="minorEastAsia"/>
           <w:sz w:val="22"/>
           <w:szCs w:val="22"/>
         </w:rPr>
@@ -955,7 +955,7 @@
       </w:pPr>
       <w:r>
         <w:rPr>
-          <w:rFonts w:ascii="Cambria" w:hAnsi="Cambria" w:eastAsia="ＭＳ 明朝" w:cs="Cambria" w:asciiTheme="minorHAnsi" w:hAnsiTheme="minorHAnsi" w:eastAsiaTheme="minorEastAsia" w:csTheme="minorBidi"/>
+          <w:rFonts w:ascii="Cambria" w:hAnsi="Cambria" w:eastAsia="ＭＳ 明朝" w:cs="Cambria" w:asciiTheme="minorHAnsi" w:hAnsiTheme="minorHAnsi" w:eastAsiaTheme="minorEastAsia"/>
           <w:sz w:val="22"/>
           <w:szCs w:val="22"/>
         </w:rPr>
@@ -963,7 +963,7 @@
       </w:r>
       <w:r>
         <w:rPr>
-          <w:rFonts w:ascii="Cambria" w:hAnsi="Cambria" w:eastAsia="ＭＳ 明朝" w:cs="Cambria" w:asciiTheme="minorHAnsi" w:hAnsiTheme="minorHAnsi" w:eastAsiaTheme="minorEastAsia" w:csTheme="minorBidi"/>
+          <w:rFonts w:ascii="Cambria" w:hAnsi="Cambria" w:eastAsia="ＭＳ 明朝" w:cs="Cambria" w:asciiTheme="minorHAnsi" w:hAnsiTheme="minorHAnsi" w:eastAsiaTheme="minorEastAsia"/>
           <w:sz w:val="22"/>
           <w:szCs w:val="22"/>
         </w:rPr>
@@ -971,7 +971,7 @@
       </w:r>
       <w:r>
         <w:rPr>
-          <w:rFonts w:ascii="Cambria" w:hAnsi="Cambria" w:eastAsia="ＭＳ 明朝" w:cs="Cambria" w:asciiTheme="minorHAnsi" w:hAnsiTheme="minorHAnsi" w:eastAsiaTheme="minorEastAsia" w:csTheme="minorBidi"/>
+          <w:rFonts w:ascii="Cambria" w:hAnsi="Cambria" w:eastAsia="ＭＳ 明朝" w:cs="Cambria" w:asciiTheme="minorHAnsi" w:hAnsiTheme="minorHAnsi" w:eastAsiaTheme="minorEastAsia"/>
           <w:sz w:val="22"/>
           <w:szCs w:val="22"/>
         </w:rPr>
@@ -979,7 +979,7 @@
       </w:r>
       <w:r>
         <w:rPr>
-          <w:rFonts w:ascii="Cambria" w:hAnsi="Cambria" w:eastAsia="ＭＳ 明朝" w:cs="Cambria" w:asciiTheme="minorHAnsi" w:hAnsiTheme="minorHAnsi" w:eastAsiaTheme="minorEastAsia" w:csTheme="minorBidi"/>
+          <w:rFonts w:ascii="Cambria" w:hAnsi="Cambria" w:eastAsia="ＭＳ 明朝" w:cs="Cambria" w:asciiTheme="minorHAnsi" w:hAnsiTheme="minorHAnsi" w:eastAsiaTheme="minorEastAsia"/>
           <w:sz w:val="22"/>
           <w:szCs w:val="22"/>
         </w:rPr>
@@ -998,7 +998,7 @@
       </w:pPr>
       <w:r>
         <w:rPr>
-          <w:rFonts w:ascii="Calibri" w:hAnsi="Calibri" w:eastAsia="ＭＳ ゴシック" w:cs="Calibri" w:asciiTheme="majorHAnsi" w:hAnsiTheme="majorHAnsi" w:eastAsiaTheme="majorEastAsia" w:csTheme="majorBidi"/>
+          <w:rFonts w:ascii="Calibri" w:hAnsi="Calibri" w:eastAsia="ＭＳ ゴシック" w:cs="Calibri" w:asciiTheme="majorHAnsi" w:hAnsiTheme="majorHAnsi" w:eastAsiaTheme="majorEastAsia"/>
           <w:b/>
           <w:bCs/>
           <w:color w:val="365F91" w:themeColor="accent1" w:themeShade="BF"/>
@@ -1009,7 +1009,7 @@
       </w:r>
       <w:r>
         <w:rPr>
-          <w:rFonts w:ascii="Calibri" w:hAnsi="Calibri" w:eastAsia="ＭＳ ゴシック" w:cs="Calibri" w:asciiTheme="majorHAnsi" w:hAnsiTheme="majorHAnsi" w:eastAsiaTheme="majorEastAsia" w:csTheme="majorBidi"/>
+          <w:rFonts w:ascii="Calibri" w:hAnsi="Calibri" w:eastAsia="ＭＳ ゴシック" w:cs="Calibri" w:asciiTheme="majorHAnsi" w:hAnsiTheme="majorHAnsi" w:eastAsiaTheme="majorEastAsia"/>
           <w:b/>
           <w:bCs/>
           <w:color w:val="365F91" w:themeColor="accent1" w:themeShade="BF"/>
@@ -1020,7 +1020,7 @@
       </w:r>
       <w:r>
         <w:rPr>
-          <w:rFonts w:ascii="Calibri" w:hAnsi="Calibri" w:eastAsia="ＭＳ ゴシック" w:cs="Calibri" w:asciiTheme="majorHAnsi" w:hAnsiTheme="majorHAnsi" w:eastAsiaTheme="majorEastAsia" w:csTheme="majorBidi"/>
+          <w:rFonts w:ascii="Calibri" w:hAnsi="Calibri" w:eastAsia="ＭＳ ゴシック" w:cs="Calibri" w:asciiTheme="majorHAnsi" w:hAnsiTheme="majorHAnsi" w:eastAsiaTheme="majorEastAsia"/>
           <w:b/>
           <w:bCs/>
           <w:color w:val="365F91" w:themeColor="accent1" w:themeShade="BF"/>
@@ -1036,7 +1036,7 @@
       </w:pPr>
       <w:r>
         <w:rPr>
-          <w:rFonts w:ascii="Cambria" w:hAnsi="Cambria" w:eastAsia="ＭＳ 明朝" w:cs="Cambria" w:asciiTheme="minorHAnsi" w:hAnsiTheme="minorHAnsi" w:eastAsiaTheme="minorEastAsia" w:csTheme="minorBidi"/>
+          <w:rFonts w:ascii="Cambria" w:hAnsi="Cambria" w:eastAsia="ＭＳ 明朝" w:cs="Cambria" w:asciiTheme="minorHAnsi" w:hAnsiTheme="minorHAnsi" w:eastAsiaTheme="minorEastAsia"/>
           <w:sz w:val="22"/>
           <w:szCs w:val="22"/>
         </w:rPr>
@@ -1378,7 +1378,7 @@
       </w:pPr>
       <w:r>
         <w:rPr>
-          <w:rFonts w:ascii="Calibri" w:hAnsi="Calibri" w:eastAsia="ＭＳ ゴシック" w:cs="Calibri" w:asciiTheme="majorHAnsi" w:hAnsiTheme="majorHAnsi" w:eastAsiaTheme="majorEastAsia" w:csTheme="majorBidi"/>
+          <w:rFonts w:ascii="Calibri" w:hAnsi="Calibri" w:eastAsia="ＭＳ ゴシック" w:cs="Calibri" w:asciiTheme="majorHAnsi" w:hAnsiTheme="majorHAnsi" w:eastAsiaTheme="majorEastAsia"/>
           <w:b/>
           <w:bCs/>
           <w:color w:val="365F91" w:themeColor="accent1" w:themeShade="BF"/>
@@ -1389,7 +1389,7 @@
       </w:r>
       <w:r>
         <w:rPr>
-          <w:rFonts w:ascii="Calibri" w:hAnsi="Calibri" w:eastAsia="ＭＳ ゴシック" w:cs="Calibri" w:asciiTheme="majorHAnsi" w:hAnsiTheme="majorHAnsi" w:eastAsiaTheme="majorEastAsia" w:csTheme="majorBidi"/>
+          <w:rFonts w:ascii="Calibri" w:hAnsi="Calibri" w:eastAsia="ＭＳ ゴシック" w:cs="Calibri" w:asciiTheme="majorHAnsi" w:hAnsiTheme="majorHAnsi" w:eastAsiaTheme="majorEastAsia"/>
           <w:b/>
           <w:bCs/>
           <w:color w:val="365F91" w:themeColor="accent1" w:themeShade="BF"/>
@@ -1400,7 +1400,7 @@
       </w:r>
       <w:r>
         <w:rPr>
-          <w:rFonts w:ascii="Calibri" w:hAnsi="Calibri" w:eastAsia="ＭＳ ゴシック" w:cs="Calibri" w:asciiTheme="majorHAnsi" w:hAnsiTheme="majorHAnsi" w:eastAsiaTheme="majorEastAsia" w:csTheme="majorBidi"/>
+          <w:rFonts w:ascii="Calibri" w:hAnsi="Calibri" w:eastAsia="ＭＳ ゴシック" w:cs="Calibri" w:asciiTheme="majorHAnsi" w:hAnsiTheme="majorHAnsi" w:eastAsiaTheme="majorEastAsia"/>
           <w:b/>
           <w:bCs/>
           <w:color w:val="365F91" w:themeColor="accent1" w:themeShade="BF"/>
@@ -1416,7 +1416,7 @@
       </w:pPr>
       <w:r>
         <w:rPr>
-          <w:rFonts w:ascii="Cambria" w:hAnsi="Cambria" w:eastAsia="ＭＳ 明朝" w:cs="Cambria" w:asciiTheme="minorHAnsi" w:hAnsiTheme="minorHAnsi" w:eastAsiaTheme="minorEastAsia" w:csTheme="minorBidi"/>
+          <w:rFonts w:ascii="Cambria" w:hAnsi="Cambria" w:eastAsia="ＭＳ 明朝" w:cs="Cambria" w:asciiTheme="minorHAnsi" w:hAnsiTheme="minorHAnsi" w:eastAsiaTheme="minorEastAsia"/>
           <w:sz w:val="22"/>
           <w:szCs w:val="22"/>
         </w:rPr>
@@ -1672,7 +1672,7 @@
           <w:sz w:val="24"/>
           <w:szCs w:val="24"/>
         </w:rPr>
-        <w:t xml:space="preserve">06_clasificacion.ipynb </w:t>
+        <w:t xml:space="preserve">07_clasificacion.ipynb </w:t>
       </w:r>
     </w:p>
     <w:p>
@@ -1690,7 +1690,7 @@
           <w:sz w:val="24"/>
           <w:szCs w:val="24"/>
         </w:rPr>
-        <w:t xml:space="preserve">07_clustering.ipynb </w:t>
+        <w:t xml:space="preserve">08_clustering.ipynb </w:t>
       </w:r>
     </w:p>
     <w:p>
@@ -1708,7 +1708,7 @@
           <w:sz w:val="24"/>
           <w:szCs w:val="24"/>
         </w:rPr>
-        <w:t xml:space="preserve">08_series_temporales.ipynb </w:t>
+        <w:t xml:space="preserve">09_series_temporales.ipynb </w:t>
       </w:r>
     </w:p>
     <w:p>
@@ -1726,7 +1726,7 @@
           <w:sz w:val="24"/>
           <w:szCs w:val="24"/>
         </w:rPr>
-        <w:t>09_dashboard.ipynb</w:t>
+        <w:t>10_dashboard.ipynb</w:t>
       </w:r>
     </w:p>
     <w:p>
@@ -1741,12 +1741,42 @@
     </w:p>
     <w:p>
       <w:pPr>
+        <w:pStyle w:val="Normal"/>
+        <w:spacing w:after="200" w:line="276" w:lineRule="auto"/>
+      </w:pPr>
+    </w:p>
+    <w:p>
+      <w:pPr>
+        <w:pStyle w:val="Normal"/>
+        <w:spacing w:after="200" w:line="276" w:lineRule="auto"/>
+      </w:pPr>
+    </w:p>
+    <w:p>
+      <w:pPr>
+        <w:pStyle w:val="Normal"/>
+        <w:spacing w:after="200" w:line="276" w:lineRule="auto"/>
+      </w:pPr>
+    </w:p>
+    <w:p>
+      <w:pPr>
+        <w:pStyle w:val="Normal"/>
+        <w:spacing w:after="200" w:line="276" w:lineRule="auto"/>
+      </w:pPr>
+    </w:p>
+    <w:p>
+      <w:pPr>
         <w:pStyle w:val="Ttulo1"/>
         <w:spacing w:before="0"/>
       </w:pPr>
-      <w:r>
-        <w:rPr>
-          <w:rFonts w:ascii="Calibri" w:hAnsi="Calibri" w:eastAsia="ＭＳ ゴシック" w:cs="Calibri" w:asciiTheme="majorHAnsi" w:hAnsiTheme="majorHAnsi" w:eastAsiaTheme="majorEastAsia" w:csTheme="majorBidi"/>
+    </w:p>
+    <w:p>
+      <w:pPr>
+        <w:pStyle w:val="Ttulo1"/>
+        <w:spacing w:before="0"/>
+      </w:pPr>
+      <w:r>
+        <w:rPr>
+          <w:rFonts w:ascii="Calibri" w:hAnsi="Calibri" w:eastAsia="ＭＳ ゴシック" w:cs="Calibri" w:asciiTheme="majorHAnsi" w:hAnsiTheme="majorHAnsi" w:eastAsiaTheme="majorEastAsia"/>
           <w:b/>
           <w:bCs/>
           <w:color w:val="365F91" w:themeColor="accent1" w:themeShade="BF"/>
@@ -1757,29 +1787,32 @@
       </w:r>
     </w:p>
     <w:p>
-      <w:pPr>
-        <w:spacing w:after="0"/>
-      </w:pPr>
-      <w:r>
-        <w:rPr>
-          <w:rFonts w:ascii="Cambria" w:hAnsi="Cambria" w:eastAsia="ＭＳ 明朝" w:cs="Cambria" w:asciiTheme="minorHAnsi" w:hAnsiTheme="minorHAnsi" w:eastAsiaTheme="minorEastAsia" w:csTheme="minorBidi"/>
+      <w:r>
+        <w:rPr>
+          <w:rFonts w:ascii="Cambria" w:hAnsi="Cambria" w:eastAsia="ＭＳ 明朝" w:cs="Cambria" w:asciiTheme="minorHAnsi" w:hAnsiTheme="minorHAnsi" w:eastAsiaTheme="minorEastAsia"/>
           <w:sz w:val="22"/>
           <w:szCs w:val="22"/>
         </w:rPr>
-        <w:t>Titanic -&gt; EDA y clasificación.</w:t>
+        <w:t>1 . Titanic -&gt; EDA y clasificación.</w:t>
+      </w:r>
+      <w:r>
+        <w:t xml:space="preserve"> </w:t>
       </w:r>
     </w:p>
     <w:p>
-      <w:pPr>
-        <w:spacing w:after="0"/>
-      </w:pPr>
-      <w:r>
-        <w:rPr>
-          <w:rFonts w:ascii="Cambria" w:hAnsi="Cambria" w:eastAsia="ＭＳ 明朝" w:cs="Cambria" w:asciiTheme="minorHAnsi" w:hAnsiTheme="minorHAnsi" w:eastAsiaTheme="minorEastAsia" w:csTheme="minorBidi"/>
+      <w:r>
+        <w:t xml:space="preserve">2. Proyecto ML -&gt;   </w:t>
+      </w:r>
+      <w:r>
+        <w:rPr>
+          <w:rFonts w:ascii="Cambria" w:cs="Cambria"/>
           <w:sz w:val="22"/>
           <w:szCs w:val="22"/>
         </w:rPr>
-        <w:t>Ames Housing -&gt; Regresión.</w:t>
+        <w:t>Proyecto completo y dashboard.</w:t>
+      </w:r>
+      <w:r>
+        <w:t xml:space="preserve">   </w:t>
       </w:r>
     </w:p>
     <w:p>
@@ -1788,24 +1821,30 @@
       </w:pPr>
       <w:r>
         <w:rPr>
-          <w:rFonts w:ascii="Cambria" w:hAnsi="Cambria" w:eastAsia="ＭＳ 明朝" w:cs="Cambria" w:asciiTheme="minorHAnsi" w:hAnsiTheme="minorHAnsi" w:eastAsiaTheme="minorEastAsia" w:csTheme="minorBidi"/>
+          <w:rFonts w:ascii="Cambria" w:hAnsi="Cambria" w:eastAsia="ＭＳ 明朝" w:cs="Cambria" w:asciiTheme="minorHAnsi" w:hAnsiTheme="minorHAnsi" w:eastAsiaTheme="minorEastAsia"/>
           <w:sz w:val="22"/>
           <w:szCs w:val="22"/>
         </w:rPr>
-        <w:t>Palmer Penguins -&gt; EDA y clasificación.</w:t>
+        <w:t>3. Ames Housing -&gt; Regresión.</w:t>
+      </w:r>
+      <w:r>
+        <w:t xml:space="preserve"> </w:t>
       </w:r>
     </w:p>
     <w:p>
       <w:pPr>
-        <w:spacing w:after="0"/>
-      </w:pPr>
-      <w:r>
-        <w:rPr>
-          <w:rFonts w:ascii="Cambria" w:hAnsi="Cambria" w:eastAsia="ＭＳ 明朝" w:cs="Cambria" w:asciiTheme="minorHAnsi" w:hAnsiTheme="minorHAnsi" w:eastAsiaTheme="minorEastAsia" w:csTheme="minorBidi"/>
+        <w:spacing w:line="276" w:lineRule="auto"/>
+      </w:pPr>
+      <w:r>
+        <w:rPr>
+          <w:rFonts w:ascii="Cambria" w:cs="Cambria"/>
           <w:sz w:val="22"/>
           <w:szCs w:val="22"/>
         </w:rPr>
-        <w:t>Iris -&gt; Clasificación y clustering.</w:t>
+        <w:t>4. Ventas -&gt; Proyecto completo y dashboard.</w:t>
+      </w:r>
+      <w:r>
+        <w:t xml:space="preserve">   </w:t>
       </w:r>
     </w:p>
     <w:p>
@@ -1814,11 +1853,11 @@
       </w:pPr>
       <w:r>
         <w:rPr>
-          <w:rFonts w:ascii="Cambria" w:hAnsi="Cambria" w:eastAsia="ＭＳ 明朝" w:cs="Cambria" w:asciiTheme="minorHAnsi" w:hAnsiTheme="minorHAnsi" w:eastAsiaTheme="minorEastAsia" w:csTheme="minorBidi"/>
+          <w:rFonts w:ascii="Cambria" w:hAnsi="Cambria" w:eastAsia="ＭＳ 明朝" w:cs="Cambria" w:asciiTheme="minorHAnsi" w:hAnsiTheme="minorHAnsi" w:eastAsiaTheme="minorEastAsia"/>
           <w:sz w:val="22"/>
           <w:szCs w:val="22"/>
         </w:rPr>
-        <w:t>Wine Quality -&gt; Clasificación y regresión.</w:t>
+        <w:t>5. Palmer Penguins -&gt; EDA y clasificación.</w:t>
       </w:r>
     </w:p>
     <w:p>
@@ -1827,24 +1866,34 @@
       </w:pPr>
       <w:r>
         <w:rPr>
-          <w:rFonts w:ascii="Cambria" w:hAnsi="Cambria" w:eastAsia="ＭＳ 明朝" w:cs="Cambria" w:asciiTheme="minorHAnsi" w:hAnsiTheme="minorHAnsi" w:eastAsiaTheme="minorEastAsia" w:csTheme="minorBidi"/>
+          <w:rFonts w:ascii="Cambria" w:hAnsi="Cambria" w:eastAsia="ＭＳ 明朝" w:cs="Cambria" w:asciiTheme="minorHAnsi" w:hAnsiTheme="minorHAnsi" w:eastAsiaTheme="minorEastAsia"/>
           <w:sz w:val="22"/>
           <w:szCs w:val="22"/>
         </w:rPr>
-        <w:t>AirPassengers -&gt; Series temporales.</w:t>
+        <w:t>6. AirPassengers -&gt; Series temporales.</w:t>
       </w:r>
     </w:p>
     <w:p>
       <w:pPr>
-        <w:spacing w:after="0"/>
-      </w:pPr>
-      <w:r>
-        <w:rPr>
-          <w:rFonts w:ascii="Cambria" w:hAnsi="Cambria" w:eastAsia="ＭＳ 明朝" w:cs="Cambria" w:asciiTheme="minorHAnsi" w:hAnsiTheme="minorHAnsi" w:eastAsiaTheme="minorEastAsia" w:csTheme="minorBidi"/>
+        <w:spacing w:line="276" w:lineRule="auto"/>
+      </w:pPr>
+      <w:r>
+        <w:rPr>
+          <w:rFonts w:ascii="Cambria" w:cs="Cambria"/>
           <w:sz w:val="22"/>
           <w:szCs w:val="22"/>
         </w:rPr>
-        <w:t>Ventas -&gt; Proyecto completo y dashboard.</w:t>
+        <w:t>7 . Iris -&gt; Clasificación y clustering.</w:t>
+      </w:r>
+    </w:p>
+    <w:p>
+      <w:r>
+        <w:t xml:space="preserve">8.  519 Proyecto PMO </w:t>
+      </w:r>
+    </w:p>
+    <w:p>
+      <w:r>
+        <w:t xml:space="preserve">    </w:t>
       </w:r>
     </w:p>
     <w:p>
@@ -1873,7 +1922,7 @@
                     <pic:cNvPicPr/>
                   </pic:nvPicPr>
                   <pic:blipFill>
-                    <a:blip r:embed="rId8"/>
+                    <a:blip r:embed="rId9"/>
                     <a:stretch>
                       <a:fillRect/>
                     </a:stretch>
@@ -1900,12 +1949,23 @@
       </w:pPr>
     </w:p>
     <w:sectPr>
+      <w:headerReference w:type="default" r:id="rId_new_header_default"/>
       <w:pgSz w:w="12240" w:h="15840"/>
       <w:pgMar w:top="340" w:right="340" w:bottom="340" w:left="340" w:header="720" w:footer="720" w:gutter="0"/>
       <w:docGrid w:linePitch="360"/>
     </w:sectPr>
   </w:body>
 </w:document>
+</file>
+
+<file path=word/header1.xml><?xml version="1.0" encoding="utf-8"?>
+<w:hdr xmlns:wpc="http://schemas.microsoft.com/office/word/2010/wordprocessingCanvas" xmlns:mc="http://schemas.openxmlformats.org/markup-compatibility/2006" xmlns:o="urn:schemas-microsoft-com:office:office" xmlns:r="http://schemas.openxmlformats.org/officeDocument/2006/relationships" xmlns:m="http://schemas.openxmlformats.org/officeDocument/2006/math" xmlns:v="urn:schemas-microsoft-com:vml" xmlns:wp14="http://schemas.microsoft.com/office/word/2010/wordprocessingDrawing" xmlns:wp="http://schemas.openxmlformats.org/drawingml/2006/wordprocessingDrawing" xmlns:w10="urn:schemas-microsoft-com:office:word" xmlns:w="http://schemas.openxmlformats.org/wordprocessingml/2006/main" xmlns:w14="http://schemas.microsoft.com/office/word/2010/wordml" xmlns:w15="http://schemas.microsoft.com/office/word/2012/wordml" xmlns:w16se="http://schemas.microsoft.com/office/word/2015/wordml/symex" xmlns:w16cid="http://schemas.microsoft.com/office/word/2016/wordml/cid" xmlns:w16="http://schemas.microsoft.com/office/word/2018/wordml" xmlns:w16cex="http://schemas.microsoft.com/office/word/2018/wordml/cex" xmlns:w16sdtdh="http://schemas.microsoft.com/office/word/2020/wordml/sdtdatahash" xmlns:wne="http://schemas.microsoft.com/office/word/2006/wordml" xmlns:wpg="http://schemas.microsoft.com/office/word/2010/wordprocessingGroup" xmlns:wps="http://schemas.microsoft.com/office/word/2010/wordprocessingShape">
+  <w:p>
+    <w:pPr>
+      <w:spacing w:after="200" w:line="276" w:lineRule="auto"/>
+    </w:pPr>
+  </w:p>
+</w:hdr>
 </file>
 
 <file path=word/numbering.xml><?xml version="1.0" encoding="utf-8"?>
